--- a/WebContent/docx/BRCA12基因检测报告-胚系-齐鲁.docx
+++ b/WebContent/docx/BRCA12基因检测报告-胚系-齐鲁.docx
@@ -887,6 +887,10 @@
           <w:p>
             <w:pPr>
               <w:spacing w:after="0"/>
+              <w:rPr>
+                <w:rFonts w:hint="default" w:eastAsia="微软雅黑"/>
+                <w:lang w:val="en-US" w:eastAsia="zh-CN"/>
+              </w:rPr>
             </w:pPr>
             <w:r>
               <w:rPr>
@@ -897,11 +901,12 @@
             </w:r>
             <w:r>
               <w:rPr>
-                <w:rFonts w:ascii="微软雅黑" w:hAnsi="微软雅黑" w:eastAsia="微软雅黑"/>
+                <w:rFonts w:hint="eastAsia" w:ascii="微软雅黑" w:hAnsi="微软雅黑" w:eastAsia="微软雅黑"/>
                 <w:b/>
                 <w:sz w:val="20"/>
-              </w:rPr>
-              <w:t>MGISEQ-2000/illumina NovaSeq6000/NextSeq550Dx</w:t>
+                <w:lang w:val="en-US" w:eastAsia="zh-CN"/>
+              </w:rPr>
+              <w:t>高通量测序平台</w:t>
             </w:r>
           </w:p>
         </w:tc>
@@ -1118,9 +1123,7 @@
           <w:lang w:eastAsia="zh-CN"/>
         </w:rPr>
       </w:pPr>
-      <w:bookmarkStart w:id="2" w:name="_GoBack"/>
     </w:p>
-    <w:bookmarkEnd w:id="2"/>
     <w:p>
       <w:pPr>
         <w:rPr>
@@ -1366,6 +1369,12 @@
             <w:insideH w:val="single" w:color="A4A4A4" w:sz="4" w:space="0"/>
             <w:insideV w:val="single" w:color="A4A4A4" w:sz="4" w:space="0"/>
           </w:tblBorders>
+          <w:tblCellMar>
+            <w:top w:w="0" w:type="dxa"/>
+            <w:left w:w="108" w:type="dxa"/>
+            <w:bottom w:w="0" w:type="dxa"/>
+            <w:right w:w="108" w:type="dxa"/>
+          </w:tblCellMar>
         </w:tblPrEx>
         <w:trPr>
           <w:trHeight w:val="510" w:hRule="exact"/>
@@ -1560,7 +1569,7 @@
                 <w:szCs w:val="18"/>
                 <w:lang w:eastAsia="zh-CN"/>
               </w:rPr>
-              <w:t>共检出{{ summaryOfRresults.crCheckLineStrYF1280Size }}个变异位点，其中{{summaryOfRresults.hasPathogenicityCount}}个为致病/可能致病性突变{{crCheckDrugStr}}{{summaryOfRresults.cr_tumors_desc}}，{{summaryOfRresults.crDrugList}}个与靶向药物相关{{embryonalDrugStr}}</w:t>
+              <w:t>共检出{{ summaryOfRresults.crCheckLineStrYF1280Size }}个变异位点，其中{{summaryOfRresults.hasPathogenicityCount}}个为致病/可能致病性突变，{{summaryOfRresults.crDrugList}}个与靶向药物相关</w:t>
             </w:r>
           </w:p>
         </w:tc>
@@ -1879,7 +1888,7 @@
             </w14:solidFill>
           </w14:textFill>
         </w:rPr>
-        <w:t>具体信息见“检测结果详细解析”。{% endif %}如果您有家族遗传史，可联系我们做进一步的检测。</w:t>
+        <w:t>具体信息见“检测结果详细解析”。{% endif %}</w:t>
       </w:r>
     </w:p>
     <w:tbl>
@@ -5414,8 +5423,7 @@
         </w:tblCellMar>
       </w:tblPr>
       <w:tblGrid>
-        <w:gridCol w:w="432"/>
-        <w:gridCol w:w="1003"/>
+        <w:gridCol w:w="1435"/>
         <w:gridCol w:w="8435"/>
       </w:tblGrid>
       <w:tr>
@@ -5442,7 +5450,6 @@
         <w:tc>
           <w:tcPr>
             <w:tcW w:w="1435" w:type="dxa"/>
-            <w:gridSpan w:val="2"/>
             <w:tcBorders>
               <w:top w:val="nil"/>
               <w:left w:val="nil"/>
@@ -5566,7 +5573,6 @@
         <w:tc>
           <w:tcPr>
             <w:tcW w:w="1435" w:type="dxa"/>
-            <w:gridSpan w:val="2"/>
             <w:tcBorders>
               <w:top w:val="single" w:color="FFFFFF" w:sz="18" w:space="0"/>
               <w:left w:val="nil"/>
@@ -5684,1343 +5690,11 @@
           </w:tblCellMar>
         </w:tblPrEx>
         <w:trPr>
-          <w:trHeight w:val="474" w:hRule="atLeast"/>
-          <w:jc w:val="center"/>
-        </w:trPr>
-        <w:tc>
-          <w:tcPr>
-            <w:tcW w:w="432" w:type="dxa"/>
-            <w:vMerge w:val="restart"/>
-            <w:tcBorders>
-              <w:top w:val="single" w:color="FFFFFF" w:sz="18" w:space="0"/>
-              <w:left w:val="nil"/>
-              <w:bottom w:val="single" w:color="FFFFFF" w:sz="18" w:space="0"/>
-              <w:right w:val="single" w:color="FFFFFF" w:sz="18" w:space="0"/>
-            </w:tcBorders>
-            <w:shd w:val="clear" w:color="auto" w:fill="006600"/>
-            <w:vAlign w:val="center"/>
-          </w:tcPr>
-          <w:p>
-            <w:pPr>
-              <w:keepLines w:val="0"/>
-              <w:pageBreakBefore w:val="0"/>
-              <w:widowControl w:val="0"/>
-              <w:kinsoku/>
-              <w:wordWrap/>
-              <w:overflowPunct/>
-              <w:topLinePunct w:val="0"/>
-              <w:autoSpaceDE/>
-              <w:autoSpaceDN/>
-              <w:bidi w:val="0"/>
-              <w:adjustRightInd/>
-              <w:snapToGrid/>
-              <w:spacing w:after="0" w:line="240" w:lineRule="auto"/>
-              <w:jc w:val="center"/>
-              <w:textAlignment w:val="auto"/>
-              <w:rPr>
-                <w:rFonts w:hint="default" w:ascii="Times New Roman" w:hAnsi="Times New Roman" w:eastAsia="微软雅黑" w:cs="Times New Roman"/>
-                <w:sz w:val="18"/>
-                <w:szCs w:val="18"/>
-                <w:lang w:eastAsia="zh-CN"/>
-              </w:rPr>
-            </w:pPr>
-            <w:r>
-              <w:rPr>
-                <w:rFonts w:hint="default" w:ascii="Times New Roman" w:hAnsi="Times New Roman" w:eastAsia="微软雅黑" w:cs="Times New Roman"/>
-                <w:b/>
-                <w:color w:val="FFFFFF"/>
-                <w:sz w:val="18"/>
-                <w:szCs w:val="18"/>
-                <w:lang w:eastAsia="zh-CN"/>
-              </w:rPr>
-              <w:t>潜在获益药物</w:t>
-            </w:r>
-          </w:p>
-        </w:tc>
-        <w:tc>
-          <w:tcPr>
-            <w:tcW w:w="1003" w:type="dxa"/>
-            <w:tcBorders>
-              <w:top w:val="single" w:color="FFFFFF" w:sz="18" w:space="0"/>
-              <w:left w:val="single" w:color="FFFFFF" w:sz="18" w:space="0"/>
-              <w:bottom w:val="single" w:color="FFFFFF" w:sz="18" w:space="0"/>
-              <w:right w:val="nil"/>
-            </w:tcBorders>
-            <w:shd w:val="clear" w:color="auto" w:fill="006600"/>
-            <w:vAlign w:val="center"/>
-          </w:tcPr>
-          <w:p>
-            <w:pPr>
-              <w:keepLines w:val="0"/>
-              <w:pageBreakBefore w:val="0"/>
-              <w:widowControl w:val="0"/>
-              <w:kinsoku/>
-              <w:wordWrap/>
-              <w:overflowPunct/>
-              <w:topLinePunct w:val="0"/>
-              <w:autoSpaceDE/>
-              <w:autoSpaceDN/>
-              <w:bidi w:val="0"/>
-              <w:adjustRightInd/>
-              <w:snapToGrid/>
-              <w:spacing w:after="0" w:line="240" w:lineRule="auto"/>
-              <w:jc w:val="center"/>
-              <w:textAlignment w:val="auto"/>
-              <w:rPr>
-                <w:rFonts w:hint="default" w:ascii="Times New Roman" w:hAnsi="Times New Roman" w:eastAsia="微软雅黑" w:cs="Times New Roman"/>
-                <w:b/>
-                <w:color w:val="FFFFFF"/>
-                <w:sz w:val="18"/>
-                <w:szCs w:val="18"/>
-                <w:lang w:eastAsia="zh-CN"/>
-              </w:rPr>
-            </w:pPr>
-            <w:r>
-              <w:rPr>
-                <w:rFonts w:hint="default" w:ascii="Times New Roman" w:hAnsi="Times New Roman" w:eastAsia="微软雅黑" w:cs="Times New Roman"/>
-                <w:b/>
-                <w:color w:val="FFFFFF"/>
-                <w:sz w:val="18"/>
-                <w:szCs w:val="18"/>
-                <w:lang w:eastAsia="zh-CN"/>
-              </w:rPr>
-              <w:t>A级</w:t>
-            </w:r>
-          </w:p>
-        </w:tc>
-        <w:tc>
-          <w:tcPr>
-            <w:tcW w:w="8435" w:type="dxa"/>
-            <w:tcBorders>
-              <w:top w:val="single" w:color="A4A4A4" w:sz="4" w:space="0"/>
-              <w:left w:val="nil"/>
-              <w:bottom w:val="single" w:color="A4A4A4" w:sz="4" w:space="0"/>
-              <w:right w:val="nil"/>
-            </w:tcBorders>
-            <w:shd w:val="clear" w:color="auto" w:fill="auto"/>
-            <w:vAlign w:val="center"/>
-          </w:tcPr>
-          <w:p>
-            <w:pPr>
-              <w:keepLines w:val="0"/>
-              <w:pageBreakBefore w:val="0"/>
-              <w:widowControl w:val="0"/>
-              <w:kinsoku/>
-              <w:wordWrap/>
-              <w:overflowPunct/>
-              <w:topLinePunct w:val="0"/>
-              <w:autoSpaceDE/>
-              <w:autoSpaceDN/>
-              <w:bidi w:val="0"/>
-              <w:adjustRightInd/>
-              <w:snapToGrid/>
-              <w:spacing w:after="0" w:line="240" w:lineRule="auto"/>
-              <w:jc w:val="center"/>
-              <w:textAlignment w:val="auto"/>
-              <w:rPr>
-                <w:rFonts w:hint="default" w:ascii="Times New Roman" w:hAnsi="Times New Roman" w:eastAsia="微软雅黑" w:cs="Times New Roman"/>
-                <w:b/>
-                <w:color w:val="FFFFFF"/>
-                <w:sz w:val="18"/>
-                <w:szCs w:val="18"/>
-                <w:lang w:eastAsia="zh-CN"/>
-              </w:rPr>
-            </w:pPr>
-            <w:r>
-              <w:rPr>
-                <w:rFonts w:hint="default" w:ascii="Times New Roman" w:hAnsi="Times New Roman" w:eastAsia="微软雅黑" w:cs="Times New Roman"/>
-                <w:sz w:val="18"/>
-                <w:szCs w:val="18"/>
-                <w:lang w:eastAsia="zh-CN"/>
-              </w:rPr>
-              <w:t>{% if tdd.drugaStr == [] %}无{% else%}{% for d in tdd.drugaStr %}{%if loop.last%}{{ d.nameLevel }}{%else%}{{ d.nameLevel }}，{%endif%}{% endfor %}{% endif%}</w:t>
-            </w:r>
-          </w:p>
-        </w:tc>
-      </w:tr>
-      <w:tr>
-        <w:tblPrEx>
-          <w:tblBorders>
-            <w:top w:val="single" w:color="45A3A7" w:sz="18" w:space="0"/>
-            <w:left w:val="none" w:color="auto" w:sz="0" w:space="0"/>
-            <w:bottom w:val="dotted" w:color="45A3A7" w:sz="4" w:space="0"/>
-            <w:right w:val="none" w:color="auto" w:sz="0" w:space="0"/>
-            <w:insideH w:val="dotted" w:color="45A3A7" w:sz="4" w:space="0"/>
-            <w:insideV w:val="dotted" w:color="45A3A7" w:sz="4" w:space="0"/>
-          </w:tblBorders>
-          <w:tblCellMar>
-            <w:top w:w="0" w:type="dxa"/>
-            <w:left w:w="108" w:type="dxa"/>
-            <w:bottom w:w="0" w:type="dxa"/>
-            <w:right w:w="108" w:type="dxa"/>
-          </w:tblCellMar>
-        </w:tblPrEx>
-        <w:trPr>
-          <w:trHeight w:val="474" w:hRule="atLeast"/>
-          <w:jc w:val="center"/>
-        </w:trPr>
-        <w:tc>
-          <w:tcPr>
-            <w:tcW w:w="432" w:type="dxa"/>
-            <w:vMerge w:val="continue"/>
-            <w:tcBorders>
-              <w:top w:val="single" w:color="FFFFFF" w:sz="18" w:space="0"/>
-              <w:left w:val="nil"/>
-              <w:bottom w:val="single" w:color="FFFFFF" w:sz="18" w:space="0"/>
-              <w:right w:val="single" w:color="FFFFFF" w:sz="18" w:space="0"/>
-            </w:tcBorders>
-            <w:shd w:val="clear" w:color="auto" w:fill="006600"/>
-            <w:vAlign w:val="center"/>
-          </w:tcPr>
-          <w:p>
-            <w:pPr>
-              <w:keepLines w:val="0"/>
-              <w:pageBreakBefore w:val="0"/>
-              <w:widowControl w:val="0"/>
-              <w:kinsoku/>
-              <w:wordWrap/>
-              <w:overflowPunct/>
-              <w:topLinePunct w:val="0"/>
-              <w:autoSpaceDE/>
-              <w:autoSpaceDN/>
-              <w:bidi w:val="0"/>
-              <w:adjustRightInd/>
-              <w:snapToGrid/>
-              <w:spacing w:after="0" w:line="240" w:lineRule="auto"/>
-              <w:jc w:val="center"/>
-              <w:textAlignment w:val="auto"/>
-              <w:rPr>
-                <w:rFonts w:hint="default" w:ascii="Times New Roman" w:hAnsi="Times New Roman" w:eastAsia="微软雅黑" w:cs="Times New Roman"/>
-                <w:b/>
-                <w:color w:val="FFFFFF"/>
-                <w:sz w:val="18"/>
-                <w:szCs w:val="18"/>
-                <w:lang w:eastAsia="zh-CN"/>
-              </w:rPr>
-            </w:pPr>
-          </w:p>
-        </w:tc>
-        <w:tc>
-          <w:tcPr>
-            <w:tcW w:w="1003" w:type="dxa"/>
-            <w:tcBorders>
-              <w:top w:val="single" w:color="FFFFFF" w:sz="18" w:space="0"/>
-              <w:left w:val="single" w:color="FFFFFF" w:sz="18" w:space="0"/>
-              <w:bottom w:val="single" w:color="FFFFFF" w:sz="18" w:space="0"/>
-              <w:right w:val="nil"/>
-            </w:tcBorders>
-            <w:shd w:val="clear" w:color="auto" w:fill="006600"/>
-            <w:vAlign w:val="center"/>
-          </w:tcPr>
-          <w:p>
-            <w:pPr>
-              <w:keepLines w:val="0"/>
-              <w:pageBreakBefore w:val="0"/>
-              <w:widowControl w:val="0"/>
-              <w:kinsoku/>
-              <w:wordWrap/>
-              <w:overflowPunct/>
-              <w:topLinePunct w:val="0"/>
-              <w:autoSpaceDE/>
-              <w:autoSpaceDN/>
-              <w:bidi w:val="0"/>
-              <w:adjustRightInd/>
-              <w:snapToGrid/>
-              <w:spacing w:after="0" w:line="240" w:lineRule="auto"/>
-              <w:jc w:val="center"/>
-              <w:textAlignment w:val="auto"/>
-              <w:rPr>
-                <w:rFonts w:hint="default" w:ascii="Times New Roman" w:hAnsi="Times New Roman" w:eastAsia="微软雅黑" w:cs="Times New Roman"/>
-                <w:b/>
-                <w:color w:val="FFFFFF"/>
-                <w:sz w:val="18"/>
-                <w:szCs w:val="18"/>
-                <w:lang w:eastAsia="zh-CN"/>
-              </w:rPr>
-            </w:pPr>
-            <w:r>
-              <w:rPr>
-                <w:rFonts w:hint="default" w:ascii="Times New Roman" w:hAnsi="Times New Roman" w:eastAsia="微软雅黑" w:cs="Times New Roman"/>
-                <w:b/>
-                <w:color w:val="FFFFFF"/>
-                <w:sz w:val="18"/>
-                <w:szCs w:val="18"/>
-                <w:lang w:eastAsia="zh-CN"/>
-              </w:rPr>
-              <w:t>B级</w:t>
-            </w:r>
-          </w:p>
-        </w:tc>
-        <w:tc>
-          <w:tcPr>
-            <w:tcW w:w="8435" w:type="dxa"/>
-            <w:tcBorders>
-              <w:top w:val="single" w:color="A4A4A4" w:sz="4" w:space="0"/>
-              <w:left w:val="nil"/>
-              <w:bottom w:val="single" w:color="A4A4A4" w:sz="4" w:space="0"/>
-              <w:right w:val="nil"/>
-            </w:tcBorders>
-            <w:shd w:val="clear" w:color="auto" w:fill="auto"/>
-            <w:vAlign w:val="center"/>
-          </w:tcPr>
-          <w:p>
-            <w:pPr>
-              <w:keepNext/>
-              <w:keepLines w:val="0"/>
-              <w:pageBreakBefore w:val="0"/>
-              <w:widowControl w:val="0"/>
-              <w:kinsoku/>
-              <w:wordWrap/>
-              <w:overflowPunct/>
-              <w:topLinePunct w:val="0"/>
-              <w:autoSpaceDE/>
-              <w:autoSpaceDN/>
-              <w:bidi w:val="0"/>
-              <w:adjustRightInd/>
-              <w:snapToGrid/>
-              <w:spacing w:after="0" w:line="240" w:lineRule="auto"/>
-              <w:jc w:val="center"/>
-              <w:textAlignment w:val="auto"/>
-              <w:rPr>
-                <w:rFonts w:hint="default" w:ascii="Times New Roman" w:hAnsi="Times New Roman" w:eastAsia="微软雅黑" w:cs="Times New Roman"/>
-                <w:b/>
-                <w:color w:val="FFFFFF"/>
-                <w:sz w:val="18"/>
-                <w:szCs w:val="18"/>
-                <w:lang w:eastAsia="zh-CN"/>
-              </w:rPr>
-            </w:pPr>
-            <w:r>
-              <w:rPr>
-                <w:rFonts w:hint="default" w:ascii="Times New Roman" w:hAnsi="Times New Roman" w:eastAsia="微软雅黑" w:cs="Times New Roman"/>
-                <w:sz w:val="18"/>
-                <w:szCs w:val="18"/>
-                <w:lang w:eastAsia="zh-CN"/>
-              </w:rPr>
-              <w:t>{% if tdd.drugbStr == [] %}无{% else%}{% for d in tdd.drugbStr %}{%if loop.last%}{{ d.nameLevel }}{%else%}{{ d.nameLevel }}，{%endif%}{% endfor %}{% endif%}</w:t>
-            </w:r>
-          </w:p>
-        </w:tc>
-      </w:tr>
-      <w:tr>
-        <w:tblPrEx>
-          <w:tblBorders>
-            <w:top w:val="single" w:color="45A3A7" w:sz="18" w:space="0"/>
-            <w:left w:val="none" w:color="auto" w:sz="0" w:space="0"/>
-            <w:bottom w:val="dotted" w:color="45A3A7" w:sz="4" w:space="0"/>
-            <w:right w:val="none" w:color="auto" w:sz="0" w:space="0"/>
-            <w:insideH w:val="dotted" w:color="45A3A7" w:sz="4" w:space="0"/>
-            <w:insideV w:val="dotted" w:color="45A3A7" w:sz="4" w:space="0"/>
-          </w:tblBorders>
-          <w:tblCellMar>
-            <w:top w:w="0" w:type="dxa"/>
-            <w:left w:w="108" w:type="dxa"/>
-            <w:bottom w:w="0" w:type="dxa"/>
-            <w:right w:w="108" w:type="dxa"/>
-          </w:tblCellMar>
-        </w:tblPrEx>
-        <w:trPr>
-          <w:trHeight w:val="474" w:hRule="atLeast"/>
-          <w:jc w:val="center"/>
-        </w:trPr>
-        <w:tc>
-          <w:tcPr>
-            <w:tcW w:w="432" w:type="dxa"/>
-            <w:vMerge w:val="continue"/>
-            <w:tcBorders>
-              <w:top w:val="single" w:color="FFFFFF" w:sz="18" w:space="0"/>
-              <w:left w:val="nil"/>
-              <w:bottom w:val="single" w:color="FFFFFF" w:sz="18" w:space="0"/>
-              <w:right w:val="single" w:color="FFFFFF" w:sz="18" w:space="0"/>
-            </w:tcBorders>
-            <w:shd w:val="clear" w:color="auto" w:fill="006600"/>
-            <w:vAlign w:val="center"/>
-          </w:tcPr>
-          <w:p>
-            <w:pPr>
-              <w:keepLines w:val="0"/>
-              <w:pageBreakBefore w:val="0"/>
-              <w:widowControl w:val="0"/>
-              <w:kinsoku/>
-              <w:wordWrap/>
-              <w:overflowPunct/>
-              <w:topLinePunct w:val="0"/>
-              <w:autoSpaceDE/>
-              <w:autoSpaceDN/>
-              <w:bidi w:val="0"/>
-              <w:adjustRightInd/>
-              <w:snapToGrid/>
-              <w:spacing w:after="0" w:line="240" w:lineRule="auto"/>
-              <w:jc w:val="center"/>
-              <w:textAlignment w:val="auto"/>
-              <w:rPr>
-                <w:rFonts w:hint="default" w:ascii="Times New Roman" w:hAnsi="Times New Roman" w:eastAsia="微软雅黑" w:cs="Times New Roman"/>
-                <w:b/>
-                <w:color w:val="FFFFFF"/>
-                <w:sz w:val="18"/>
-                <w:szCs w:val="18"/>
-                <w:lang w:eastAsia="zh-CN"/>
-              </w:rPr>
-            </w:pPr>
-          </w:p>
-        </w:tc>
-        <w:tc>
-          <w:tcPr>
-            <w:tcW w:w="1003" w:type="dxa"/>
-            <w:tcBorders>
-              <w:top w:val="single" w:color="FFFFFF" w:sz="18" w:space="0"/>
-              <w:left w:val="single" w:color="FFFFFF" w:sz="18" w:space="0"/>
-              <w:bottom w:val="single" w:color="FFFFFF" w:sz="18" w:space="0"/>
-              <w:right w:val="nil"/>
-            </w:tcBorders>
-            <w:shd w:val="clear" w:color="auto" w:fill="006600"/>
-            <w:vAlign w:val="center"/>
-          </w:tcPr>
-          <w:p>
-            <w:pPr>
-              <w:keepLines w:val="0"/>
-              <w:pageBreakBefore w:val="0"/>
-              <w:widowControl w:val="0"/>
-              <w:kinsoku/>
-              <w:wordWrap/>
-              <w:overflowPunct/>
-              <w:topLinePunct w:val="0"/>
-              <w:autoSpaceDE/>
-              <w:autoSpaceDN/>
-              <w:bidi w:val="0"/>
-              <w:adjustRightInd/>
-              <w:snapToGrid/>
-              <w:spacing w:after="0" w:line="240" w:lineRule="auto"/>
-              <w:jc w:val="center"/>
-              <w:textAlignment w:val="auto"/>
-              <w:rPr>
-                <w:rFonts w:hint="default" w:ascii="Times New Roman" w:hAnsi="Times New Roman" w:eastAsia="微软雅黑" w:cs="Times New Roman"/>
-                <w:b/>
-                <w:color w:val="FFFFFF"/>
-                <w:sz w:val="18"/>
-                <w:szCs w:val="18"/>
-                <w:lang w:eastAsia="zh-CN"/>
-              </w:rPr>
-            </w:pPr>
-            <w:r>
-              <w:rPr>
-                <w:rFonts w:hint="default" w:ascii="Times New Roman" w:hAnsi="Times New Roman" w:eastAsia="微软雅黑" w:cs="Times New Roman"/>
-                <w:b/>
-                <w:color w:val="FFFFFF"/>
-                <w:sz w:val="18"/>
-                <w:szCs w:val="18"/>
-                <w:lang w:eastAsia="zh-CN"/>
-              </w:rPr>
-              <w:t>C级</w:t>
-            </w:r>
-          </w:p>
-        </w:tc>
-        <w:tc>
-          <w:tcPr>
-            <w:tcW w:w="8435" w:type="dxa"/>
-            <w:tcBorders>
-              <w:top w:val="single" w:color="A4A4A4" w:sz="4" w:space="0"/>
-              <w:left w:val="nil"/>
-              <w:bottom w:val="single" w:color="A4A4A4" w:sz="4" w:space="0"/>
-              <w:right w:val="nil"/>
-            </w:tcBorders>
-            <w:shd w:val="clear" w:color="auto" w:fill="auto"/>
-            <w:vAlign w:val="center"/>
-          </w:tcPr>
-          <w:p>
-            <w:pPr>
-              <w:keepNext/>
-              <w:keepLines w:val="0"/>
-              <w:pageBreakBefore w:val="0"/>
-              <w:widowControl w:val="0"/>
-              <w:kinsoku/>
-              <w:wordWrap/>
-              <w:overflowPunct/>
-              <w:topLinePunct w:val="0"/>
-              <w:autoSpaceDE/>
-              <w:autoSpaceDN/>
-              <w:bidi w:val="0"/>
-              <w:adjustRightInd/>
-              <w:snapToGrid/>
-              <w:spacing w:after="0" w:line="240" w:lineRule="auto"/>
-              <w:jc w:val="center"/>
-              <w:textAlignment w:val="auto"/>
-              <w:rPr>
-                <w:rFonts w:hint="default" w:ascii="Times New Roman" w:hAnsi="Times New Roman" w:eastAsia="微软雅黑" w:cs="Times New Roman"/>
-                <w:b/>
-                <w:color w:val="FFFFFF"/>
-                <w:sz w:val="18"/>
-                <w:szCs w:val="18"/>
-                <w:lang w:eastAsia="zh-CN"/>
-              </w:rPr>
-            </w:pPr>
-            <w:r>
-              <w:rPr>
-                <w:rFonts w:hint="default" w:ascii="Times New Roman" w:hAnsi="Times New Roman" w:eastAsia="微软雅黑" w:cs="Times New Roman"/>
-                <w:sz w:val="18"/>
-                <w:szCs w:val="18"/>
-                <w:lang w:eastAsia="zh-CN"/>
-              </w:rPr>
-              <w:t>{% if tdd.drugcStr == [] %}无{% else%}{% for d in tdd.drugcStr %}{%if loop.last%}{{ d.nameLevel }}{%else%}{{ d.nameLevel }}，{%endif%}{% endfor %}{% endif%}</w:t>
-            </w:r>
-          </w:p>
-        </w:tc>
-      </w:tr>
-      <w:tr>
-        <w:tblPrEx>
-          <w:tblBorders>
-            <w:top w:val="single" w:color="45A3A7" w:sz="18" w:space="0"/>
-            <w:left w:val="none" w:color="auto" w:sz="0" w:space="0"/>
-            <w:bottom w:val="dotted" w:color="45A3A7" w:sz="4" w:space="0"/>
-            <w:right w:val="none" w:color="auto" w:sz="0" w:space="0"/>
-            <w:insideH w:val="dotted" w:color="45A3A7" w:sz="4" w:space="0"/>
-            <w:insideV w:val="dotted" w:color="45A3A7" w:sz="4" w:space="0"/>
-          </w:tblBorders>
-          <w:tblCellMar>
-            <w:top w:w="0" w:type="dxa"/>
-            <w:left w:w="108" w:type="dxa"/>
-            <w:bottom w:w="0" w:type="dxa"/>
-            <w:right w:w="108" w:type="dxa"/>
-          </w:tblCellMar>
-        </w:tblPrEx>
-        <w:trPr>
-          <w:trHeight w:val="474" w:hRule="atLeast"/>
-          <w:jc w:val="center"/>
-        </w:trPr>
-        <w:tc>
-          <w:tcPr>
-            <w:tcW w:w="432" w:type="dxa"/>
-            <w:vMerge w:val="continue"/>
-            <w:tcBorders>
-              <w:top w:val="single" w:color="FFFFFF" w:sz="18" w:space="0"/>
-              <w:left w:val="nil"/>
-              <w:bottom w:val="single" w:color="FFFFFF" w:sz="18" w:space="0"/>
-              <w:right w:val="single" w:color="FFFFFF" w:sz="18" w:space="0"/>
-            </w:tcBorders>
-            <w:shd w:val="clear" w:color="auto" w:fill="006600"/>
-            <w:vAlign w:val="center"/>
-          </w:tcPr>
-          <w:p>
-            <w:pPr>
-              <w:keepLines w:val="0"/>
-              <w:pageBreakBefore w:val="0"/>
-              <w:widowControl w:val="0"/>
-              <w:kinsoku/>
-              <w:wordWrap/>
-              <w:overflowPunct/>
-              <w:topLinePunct w:val="0"/>
-              <w:autoSpaceDE/>
-              <w:autoSpaceDN/>
-              <w:bidi w:val="0"/>
-              <w:adjustRightInd/>
-              <w:snapToGrid/>
-              <w:spacing w:after="0" w:line="240" w:lineRule="auto"/>
-              <w:jc w:val="center"/>
-              <w:textAlignment w:val="auto"/>
-              <w:rPr>
-                <w:rFonts w:hint="default" w:ascii="Times New Roman" w:hAnsi="Times New Roman" w:eastAsia="微软雅黑" w:cs="Times New Roman"/>
-                <w:b/>
-                <w:color w:val="FFFFFF"/>
-                <w:sz w:val="18"/>
-                <w:szCs w:val="18"/>
-                <w:lang w:eastAsia="zh-CN"/>
-              </w:rPr>
-            </w:pPr>
-          </w:p>
-        </w:tc>
-        <w:tc>
-          <w:tcPr>
-            <w:tcW w:w="1003" w:type="dxa"/>
-            <w:tcBorders>
-              <w:top w:val="single" w:color="FFFFFF" w:sz="18" w:space="0"/>
-              <w:left w:val="single" w:color="FFFFFF" w:sz="18" w:space="0"/>
-              <w:bottom w:val="single" w:color="FFFFFF" w:sz="18" w:space="0"/>
-              <w:right w:val="nil"/>
-            </w:tcBorders>
-            <w:shd w:val="clear" w:color="auto" w:fill="006600"/>
-            <w:vAlign w:val="center"/>
-          </w:tcPr>
-          <w:p>
-            <w:pPr>
-              <w:keepLines w:val="0"/>
-              <w:pageBreakBefore w:val="0"/>
-              <w:widowControl w:val="0"/>
-              <w:kinsoku/>
-              <w:wordWrap/>
-              <w:overflowPunct/>
-              <w:topLinePunct w:val="0"/>
-              <w:autoSpaceDE/>
-              <w:autoSpaceDN/>
-              <w:bidi w:val="0"/>
-              <w:adjustRightInd/>
-              <w:snapToGrid/>
-              <w:spacing w:after="0" w:line="240" w:lineRule="auto"/>
-              <w:jc w:val="center"/>
-              <w:textAlignment w:val="auto"/>
-              <w:rPr>
-                <w:rFonts w:hint="default" w:ascii="Times New Roman" w:hAnsi="Times New Roman" w:eastAsia="微软雅黑" w:cs="Times New Roman"/>
-                <w:b/>
-                <w:color w:val="FFFFFF"/>
-                <w:sz w:val="18"/>
-                <w:szCs w:val="18"/>
-                <w:lang w:eastAsia="zh-CN"/>
-              </w:rPr>
-            </w:pPr>
-            <w:r>
-              <w:rPr>
-                <w:rFonts w:hint="default" w:ascii="Times New Roman" w:hAnsi="Times New Roman" w:eastAsia="微软雅黑" w:cs="Times New Roman"/>
-                <w:b/>
-                <w:color w:val="FFFFFF"/>
-                <w:sz w:val="18"/>
-                <w:szCs w:val="18"/>
-                <w:lang w:eastAsia="zh-CN"/>
-              </w:rPr>
-              <w:t>D级</w:t>
-            </w:r>
-          </w:p>
-        </w:tc>
-        <w:tc>
-          <w:tcPr>
-            <w:tcW w:w="8435" w:type="dxa"/>
-            <w:tcBorders>
-              <w:top w:val="single" w:color="A4A4A4" w:sz="4" w:space="0"/>
-              <w:left w:val="nil"/>
-              <w:bottom w:val="single" w:color="A4A4A4" w:sz="4" w:space="0"/>
-              <w:right w:val="nil"/>
-            </w:tcBorders>
-            <w:shd w:val="clear" w:color="auto" w:fill="auto"/>
-            <w:vAlign w:val="center"/>
-          </w:tcPr>
-          <w:p>
-            <w:pPr>
-              <w:keepNext/>
-              <w:keepLines w:val="0"/>
-              <w:pageBreakBefore w:val="0"/>
-              <w:widowControl w:val="0"/>
-              <w:kinsoku/>
-              <w:wordWrap/>
-              <w:overflowPunct/>
-              <w:topLinePunct w:val="0"/>
-              <w:autoSpaceDE/>
-              <w:autoSpaceDN/>
-              <w:bidi w:val="0"/>
-              <w:adjustRightInd/>
-              <w:snapToGrid/>
-              <w:spacing w:after="0" w:line="240" w:lineRule="auto"/>
-              <w:jc w:val="center"/>
-              <w:textAlignment w:val="auto"/>
-              <w:rPr>
-                <w:rFonts w:hint="default" w:ascii="Times New Roman" w:hAnsi="Times New Roman" w:eastAsia="微软雅黑" w:cs="Times New Roman"/>
-                <w:b/>
-                <w:color w:val="FFFFFF"/>
-                <w:sz w:val="18"/>
-                <w:szCs w:val="18"/>
-                <w:lang w:eastAsia="zh-CN"/>
-              </w:rPr>
-            </w:pPr>
-            <w:r>
-              <w:rPr>
-                <w:rFonts w:hint="default" w:ascii="Times New Roman" w:hAnsi="Times New Roman" w:eastAsia="微软雅黑" w:cs="Times New Roman"/>
-                <w:sz w:val="18"/>
-                <w:szCs w:val="18"/>
-                <w:lang w:eastAsia="zh-CN"/>
-              </w:rPr>
-              <w:t>{% if tdd.drugdStr == [] %}无{% else%}{% for d in tdd.drugdStr %}{%if loop.last%}{{ d.nameLevel }}{%else%}{{ d.nameLevel }}，{%endif%}{% endfor %}{% endif%}</w:t>
-            </w:r>
-          </w:p>
-        </w:tc>
-      </w:tr>
-      <w:tr>
-        <w:tblPrEx>
-          <w:tblBorders>
-            <w:top w:val="single" w:color="45A3A7" w:sz="18" w:space="0"/>
-            <w:left w:val="none" w:color="auto" w:sz="0" w:space="0"/>
-            <w:bottom w:val="dotted" w:color="45A3A7" w:sz="4" w:space="0"/>
-            <w:right w:val="none" w:color="auto" w:sz="0" w:space="0"/>
-            <w:insideH w:val="dotted" w:color="45A3A7" w:sz="4" w:space="0"/>
-            <w:insideV w:val="dotted" w:color="45A3A7" w:sz="4" w:space="0"/>
-          </w:tblBorders>
-          <w:tblCellMar>
-            <w:top w:w="0" w:type="dxa"/>
-            <w:left w:w="108" w:type="dxa"/>
-            <w:bottom w:w="0" w:type="dxa"/>
-            <w:right w:w="108" w:type="dxa"/>
-          </w:tblCellMar>
-        </w:tblPrEx>
-        <w:trPr>
-          <w:trHeight w:val="474" w:hRule="atLeast"/>
-          <w:jc w:val="center"/>
-        </w:trPr>
-        <w:tc>
-          <w:tcPr>
-            <w:tcW w:w="432" w:type="dxa"/>
-            <w:vMerge w:val="restart"/>
-            <w:tcBorders>
-              <w:top w:val="single" w:color="FFFFFF" w:sz="18" w:space="0"/>
-              <w:left w:val="nil"/>
-              <w:bottom w:val="single" w:color="FFFFFF" w:sz="18" w:space="0"/>
-              <w:right w:val="single" w:color="FFFFFF" w:sz="18" w:space="0"/>
-            </w:tcBorders>
-            <w:shd w:val="clear" w:color="auto" w:fill="006600"/>
-            <w:vAlign w:val="center"/>
-          </w:tcPr>
-          <w:p>
-            <w:pPr>
-              <w:keepNext/>
-              <w:keepLines w:val="0"/>
-              <w:pageBreakBefore w:val="0"/>
-              <w:widowControl w:val="0"/>
-              <w:kinsoku/>
-              <w:wordWrap/>
-              <w:overflowPunct/>
-              <w:topLinePunct w:val="0"/>
-              <w:autoSpaceDE/>
-              <w:autoSpaceDN/>
-              <w:bidi w:val="0"/>
-              <w:adjustRightInd/>
-              <w:snapToGrid/>
-              <w:spacing w:after="0" w:line="240" w:lineRule="auto"/>
-              <w:jc w:val="center"/>
-              <w:textAlignment w:val="auto"/>
-              <w:rPr>
-                <w:rFonts w:hint="default" w:ascii="Times New Roman" w:hAnsi="Times New Roman" w:eastAsia="微软雅黑" w:cs="Times New Roman"/>
-                <w:b/>
-                <w:color w:val="FFFFFF"/>
-                <w:sz w:val="18"/>
-                <w:szCs w:val="18"/>
-                <w:lang w:eastAsia="zh-CN"/>
-              </w:rPr>
-            </w:pPr>
-            <w:r>
-              <w:rPr>
-                <w:rFonts w:hint="default" w:ascii="Times New Roman" w:hAnsi="Times New Roman" w:eastAsia="微软雅黑" w:cs="Times New Roman"/>
-                <w:b/>
-                <w:color w:val="FFFFFF"/>
-                <w:sz w:val="18"/>
-                <w:szCs w:val="18"/>
-                <w:lang w:eastAsia="zh-CN"/>
-              </w:rPr>
-              <w:t>潜在耐药信息</w:t>
-            </w:r>
-          </w:p>
-        </w:tc>
-        <w:tc>
-          <w:tcPr>
-            <w:tcW w:w="1003" w:type="dxa"/>
-            <w:tcBorders>
-              <w:top w:val="single" w:color="FFFFFF" w:sz="18" w:space="0"/>
-              <w:left w:val="single" w:color="FFFFFF" w:sz="18" w:space="0"/>
-              <w:bottom w:val="single" w:color="FFFFFF" w:sz="18" w:space="0"/>
-              <w:right w:val="nil"/>
-            </w:tcBorders>
-            <w:shd w:val="clear" w:color="auto" w:fill="006600"/>
-            <w:vAlign w:val="center"/>
-          </w:tcPr>
-          <w:p>
-            <w:pPr>
-              <w:keepNext/>
-              <w:keepLines w:val="0"/>
-              <w:pageBreakBefore w:val="0"/>
-              <w:widowControl w:val="0"/>
-              <w:kinsoku/>
-              <w:wordWrap/>
-              <w:overflowPunct/>
-              <w:topLinePunct w:val="0"/>
-              <w:autoSpaceDE/>
-              <w:autoSpaceDN/>
-              <w:bidi w:val="0"/>
-              <w:adjustRightInd/>
-              <w:snapToGrid/>
-              <w:spacing w:after="0" w:line="240" w:lineRule="auto"/>
-              <w:jc w:val="center"/>
-              <w:textAlignment w:val="auto"/>
-              <w:rPr>
-                <w:rFonts w:hint="default" w:ascii="Times New Roman" w:hAnsi="Times New Roman" w:eastAsia="微软雅黑" w:cs="Times New Roman"/>
-                <w:b/>
-                <w:color w:val="FFFFFF"/>
-                <w:sz w:val="18"/>
-                <w:szCs w:val="18"/>
-                <w:lang w:eastAsia="zh-CN"/>
-              </w:rPr>
-            </w:pPr>
-            <w:r>
-              <w:rPr>
-                <w:rFonts w:hint="default" w:ascii="Times New Roman" w:hAnsi="Times New Roman" w:eastAsia="微软雅黑" w:cs="Times New Roman"/>
-                <w:b/>
-                <w:color w:val="FFFFFF"/>
-                <w:sz w:val="18"/>
-                <w:szCs w:val="18"/>
-                <w:lang w:eastAsia="zh-CN"/>
-              </w:rPr>
-              <w:t>A级</w:t>
-            </w:r>
-          </w:p>
-        </w:tc>
-        <w:tc>
-          <w:tcPr>
-            <w:tcW w:w="8435" w:type="dxa"/>
-            <w:tcBorders>
-              <w:top w:val="single" w:color="A4A4A4" w:sz="4" w:space="0"/>
-              <w:left w:val="nil"/>
-              <w:bottom w:val="single" w:color="A4A4A4" w:sz="4" w:space="0"/>
-              <w:right w:val="nil"/>
-            </w:tcBorders>
-            <w:shd w:val="clear" w:color="auto" w:fill="auto"/>
-            <w:vAlign w:val="center"/>
-          </w:tcPr>
-          <w:p>
-            <w:pPr>
-              <w:keepNext/>
-              <w:keepLines w:val="0"/>
-              <w:pageBreakBefore w:val="0"/>
-              <w:widowControl w:val="0"/>
-              <w:kinsoku/>
-              <w:wordWrap/>
-              <w:overflowPunct/>
-              <w:topLinePunct w:val="0"/>
-              <w:autoSpaceDE/>
-              <w:autoSpaceDN/>
-              <w:bidi w:val="0"/>
-              <w:adjustRightInd/>
-              <w:snapToGrid/>
-              <w:spacing w:after="0" w:line="240" w:lineRule="auto"/>
-              <w:jc w:val="center"/>
-              <w:textAlignment w:val="auto"/>
-              <w:rPr>
-                <w:rFonts w:hint="default" w:ascii="Times New Roman" w:hAnsi="Times New Roman" w:eastAsia="微软雅黑" w:cs="Times New Roman"/>
-                <w:sz w:val="18"/>
-                <w:szCs w:val="18"/>
-                <w:lang w:eastAsia="zh-CN"/>
-              </w:rPr>
-            </w:pPr>
-            <w:r>
-              <w:rPr>
-                <w:rFonts w:hint="default" w:ascii="Times New Roman" w:hAnsi="Times New Roman" w:eastAsia="微软雅黑" w:cs="Times New Roman"/>
-                <w:sz w:val="18"/>
-                <w:szCs w:val="18"/>
-                <w:lang w:eastAsia="zh-CN"/>
-              </w:rPr>
-              <w:t>{% if tdd.resistantaStr == [] %}无{% else%}{% for d in tdd.resistantaStr %}{%if loop.last%}{{ d.nameLevel }}{%else%}{{ d.nameLevel }}，{%endif%}{% endfor %}{% endif%}</w:t>
-            </w:r>
-          </w:p>
-        </w:tc>
-      </w:tr>
-      <w:tr>
-        <w:tblPrEx>
-          <w:tblBorders>
-            <w:top w:val="single" w:color="45A3A7" w:sz="18" w:space="0"/>
-            <w:left w:val="none" w:color="auto" w:sz="0" w:space="0"/>
-            <w:bottom w:val="dotted" w:color="45A3A7" w:sz="4" w:space="0"/>
-            <w:right w:val="none" w:color="auto" w:sz="0" w:space="0"/>
-            <w:insideH w:val="dotted" w:color="45A3A7" w:sz="4" w:space="0"/>
-            <w:insideV w:val="dotted" w:color="45A3A7" w:sz="4" w:space="0"/>
-          </w:tblBorders>
-          <w:tblCellMar>
-            <w:top w:w="0" w:type="dxa"/>
-            <w:left w:w="108" w:type="dxa"/>
-            <w:bottom w:w="0" w:type="dxa"/>
-            <w:right w:w="108" w:type="dxa"/>
-          </w:tblCellMar>
-        </w:tblPrEx>
-        <w:trPr>
-          <w:trHeight w:val="474" w:hRule="atLeast"/>
-          <w:jc w:val="center"/>
-        </w:trPr>
-        <w:tc>
-          <w:tcPr>
-            <w:tcW w:w="432" w:type="dxa"/>
-            <w:vMerge w:val="continue"/>
-            <w:tcBorders>
-              <w:top w:val="single" w:color="FFFFFF" w:sz="18" w:space="0"/>
-              <w:left w:val="nil"/>
-              <w:bottom w:val="single" w:color="FFFFFF" w:sz="18" w:space="0"/>
-              <w:right w:val="single" w:color="FFFFFF" w:sz="18" w:space="0"/>
-            </w:tcBorders>
-            <w:shd w:val="clear" w:color="auto" w:fill="006600"/>
-            <w:vAlign w:val="center"/>
-          </w:tcPr>
-          <w:p>
-            <w:pPr>
-              <w:keepNext/>
-              <w:keepLines w:val="0"/>
-              <w:pageBreakBefore w:val="0"/>
-              <w:widowControl w:val="0"/>
-              <w:kinsoku/>
-              <w:wordWrap/>
-              <w:overflowPunct/>
-              <w:topLinePunct w:val="0"/>
-              <w:autoSpaceDE/>
-              <w:autoSpaceDN/>
-              <w:bidi w:val="0"/>
-              <w:adjustRightInd/>
-              <w:snapToGrid/>
-              <w:spacing w:after="0" w:line="240" w:lineRule="auto"/>
-              <w:jc w:val="center"/>
-              <w:textAlignment w:val="auto"/>
-              <w:rPr>
-                <w:rFonts w:hint="default" w:ascii="Times New Roman" w:hAnsi="Times New Roman" w:eastAsia="微软雅黑" w:cs="Times New Roman"/>
-                <w:b/>
-                <w:color w:val="FFFFFF"/>
-                <w:sz w:val="18"/>
-                <w:szCs w:val="18"/>
-                <w:lang w:eastAsia="zh-CN"/>
-              </w:rPr>
-            </w:pPr>
-          </w:p>
-        </w:tc>
-        <w:tc>
-          <w:tcPr>
-            <w:tcW w:w="1003" w:type="dxa"/>
-            <w:tcBorders>
-              <w:top w:val="single" w:color="FFFFFF" w:sz="18" w:space="0"/>
-              <w:left w:val="single" w:color="FFFFFF" w:sz="18" w:space="0"/>
-              <w:bottom w:val="single" w:color="FFFFFF" w:sz="18" w:space="0"/>
-              <w:right w:val="nil"/>
-            </w:tcBorders>
-            <w:shd w:val="clear" w:color="auto" w:fill="006600"/>
-            <w:vAlign w:val="center"/>
-          </w:tcPr>
-          <w:p>
-            <w:pPr>
-              <w:keepNext/>
-              <w:keepLines w:val="0"/>
-              <w:pageBreakBefore w:val="0"/>
-              <w:widowControl w:val="0"/>
-              <w:kinsoku/>
-              <w:wordWrap/>
-              <w:overflowPunct/>
-              <w:topLinePunct w:val="0"/>
-              <w:autoSpaceDE/>
-              <w:autoSpaceDN/>
-              <w:bidi w:val="0"/>
-              <w:adjustRightInd/>
-              <w:snapToGrid/>
-              <w:spacing w:after="0" w:line="240" w:lineRule="auto"/>
-              <w:jc w:val="center"/>
-              <w:textAlignment w:val="auto"/>
-              <w:rPr>
-                <w:rFonts w:hint="default" w:ascii="Times New Roman" w:hAnsi="Times New Roman" w:eastAsia="微软雅黑" w:cs="Times New Roman"/>
-                <w:b/>
-                <w:color w:val="FFFFFF"/>
-                <w:sz w:val="18"/>
-                <w:szCs w:val="18"/>
-                <w:lang w:eastAsia="zh-CN"/>
-              </w:rPr>
-            </w:pPr>
-            <w:r>
-              <w:rPr>
-                <w:rFonts w:hint="default" w:ascii="Times New Roman" w:hAnsi="Times New Roman" w:eastAsia="微软雅黑" w:cs="Times New Roman"/>
-                <w:b/>
-                <w:color w:val="FFFFFF"/>
-                <w:sz w:val="18"/>
-                <w:szCs w:val="18"/>
-                <w:lang w:eastAsia="zh-CN"/>
-              </w:rPr>
-              <w:t>B级</w:t>
-            </w:r>
-          </w:p>
-        </w:tc>
-        <w:tc>
-          <w:tcPr>
-            <w:tcW w:w="8435" w:type="dxa"/>
-            <w:tcBorders>
-              <w:top w:val="single" w:color="A4A4A4" w:sz="4" w:space="0"/>
-              <w:left w:val="nil"/>
-              <w:bottom w:val="single" w:color="A4A4A4" w:sz="4" w:space="0"/>
-              <w:right w:val="nil"/>
-            </w:tcBorders>
-            <w:shd w:val="clear" w:color="auto" w:fill="auto"/>
-            <w:vAlign w:val="center"/>
-          </w:tcPr>
-          <w:p>
-            <w:pPr>
-              <w:keepNext/>
-              <w:keepLines w:val="0"/>
-              <w:pageBreakBefore w:val="0"/>
-              <w:widowControl w:val="0"/>
-              <w:kinsoku/>
-              <w:wordWrap/>
-              <w:overflowPunct/>
-              <w:topLinePunct w:val="0"/>
-              <w:autoSpaceDE/>
-              <w:autoSpaceDN/>
-              <w:bidi w:val="0"/>
-              <w:adjustRightInd/>
-              <w:snapToGrid/>
-              <w:spacing w:after="0" w:line="240" w:lineRule="auto"/>
-              <w:jc w:val="center"/>
-              <w:textAlignment w:val="auto"/>
-              <w:rPr>
-                <w:rFonts w:hint="default" w:ascii="Times New Roman" w:hAnsi="Times New Roman" w:eastAsia="微软雅黑" w:cs="Times New Roman"/>
-                <w:sz w:val="18"/>
-                <w:szCs w:val="18"/>
-                <w:lang w:eastAsia="zh-CN"/>
-              </w:rPr>
-            </w:pPr>
-            <w:r>
-              <w:rPr>
-                <w:rFonts w:hint="default" w:ascii="Times New Roman" w:hAnsi="Times New Roman" w:eastAsia="微软雅黑" w:cs="Times New Roman"/>
-                <w:sz w:val="18"/>
-                <w:szCs w:val="18"/>
-                <w:lang w:eastAsia="zh-CN"/>
-              </w:rPr>
-              <w:t>{% if tdd.resistantbStr == [] %}无{% else%}{% for d in tdd.resistantbStr %}{%if loop.last%}{{ d.nameLevel }}{%else%}{{ d.nameLevel }}，{%endif%}{% endfor %}{% endif%}</w:t>
-            </w:r>
-          </w:p>
-        </w:tc>
-      </w:tr>
-      <w:tr>
-        <w:tblPrEx>
-          <w:tblBorders>
-            <w:top w:val="single" w:color="45A3A7" w:sz="18" w:space="0"/>
-            <w:left w:val="none" w:color="auto" w:sz="0" w:space="0"/>
-            <w:bottom w:val="dotted" w:color="45A3A7" w:sz="4" w:space="0"/>
-            <w:right w:val="none" w:color="auto" w:sz="0" w:space="0"/>
-            <w:insideH w:val="dotted" w:color="45A3A7" w:sz="4" w:space="0"/>
-            <w:insideV w:val="dotted" w:color="45A3A7" w:sz="4" w:space="0"/>
-          </w:tblBorders>
-          <w:tblCellMar>
-            <w:top w:w="0" w:type="dxa"/>
-            <w:left w:w="108" w:type="dxa"/>
-            <w:bottom w:w="0" w:type="dxa"/>
-            <w:right w:w="108" w:type="dxa"/>
-          </w:tblCellMar>
-        </w:tblPrEx>
-        <w:trPr>
-          <w:trHeight w:val="474" w:hRule="atLeast"/>
-          <w:jc w:val="center"/>
-        </w:trPr>
-        <w:tc>
-          <w:tcPr>
-            <w:tcW w:w="432" w:type="dxa"/>
-            <w:vMerge w:val="continue"/>
-            <w:tcBorders>
-              <w:top w:val="single" w:color="FFFFFF" w:sz="18" w:space="0"/>
-              <w:left w:val="nil"/>
-              <w:bottom w:val="single" w:color="FFFFFF" w:sz="18" w:space="0"/>
-              <w:right w:val="single" w:color="FFFFFF" w:sz="18" w:space="0"/>
-            </w:tcBorders>
-            <w:shd w:val="clear" w:color="auto" w:fill="006600"/>
-            <w:vAlign w:val="center"/>
-          </w:tcPr>
-          <w:p>
-            <w:pPr>
-              <w:keepNext/>
-              <w:keepLines w:val="0"/>
-              <w:pageBreakBefore w:val="0"/>
-              <w:widowControl w:val="0"/>
-              <w:kinsoku/>
-              <w:wordWrap/>
-              <w:overflowPunct/>
-              <w:topLinePunct w:val="0"/>
-              <w:autoSpaceDE/>
-              <w:autoSpaceDN/>
-              <w:bidi w:val="0"/>
-              <w:adjustRightInd/>
-              <w:snapToGrid/>
-              <w:spacing w:after="0" w:line="240" w:lineRule="auto"/>
-              <w:jc w:val="center"/>
-              <w:textAlignment w:val="auto"/>
-              <w:rPr>
-                <w:rFonts w:hint="default" w:ascii="Times New Roman" w:hAnsi="Times New Roman" w:eastAsia="微软雅黑" w:cs="Times New Roman"/>
-                <w:b/>
-                <w:color w:val="FFFFFF"/>
-                <w:sz w:val="18"/>
-                <w:szCs w:val="18"/>
-                <w:lang w:eastAsia="zh-CN"/>
-              </w:rPr>
-            </w:pPr>
-          </w:p>
-        </w:tc>
-        <w:tc>
-          <w:tcPr>
-            <w:tcW w:w="1003" w:type="dxa"/>
-            <w:tcBorders>
-              <w:top w:val="single" w:color="FFFFFF" w:sz="18" w:space="0"/>
-              <w:left w:val="single" w:color="FFFFFF" w:sz="18" w:space="0"/>
-              <w:bottom w:val="single" w:color="FFFFFF" w:sz="18" w:space="0"/>
-              <w:right w:val="nil"/>
-            </w:tcBorders>
-            <w:shd w:val="clear" w:color="auto" w:fill="006600"/>
-            <w:vAlign w:val="center"/>
-          </w:tcPr>
-          <w:p>
-            <w:pPr>
-              <w:keepNext/>
-              <w:keepLines w:val="0"/>
-              <w:pageBreakBefore w:val="0"/>
-              <w:widowControl w:val="0"/>
-              <w:kinsoku/>
-              <w:wordWrap/>
-              <w:overflowPunct/>
-              <w:topLinePunct w:val="0"/>
-              <w:autoSpaceDE/>
-              <w:autoSpaceDN/>
-              <w:bidi w:val="0"/>
-              <w:adjustRightInd/>
-              <w:snapToGrid/>
-              <w:spacing w:after="0" w:line="240" w:lineRule="auto"/>
-              <w:jc w:val="center"/>
-              <w:textAlignment w:val="auto"/>
-              <w:rPr>
-                <w:rFonts w:hint="default" w:ascii="Times New Roman" w:hAnsi="Times New Roman" w:eastAsia="微软雅黑" w:cs="Times New Roman"/>
-                <w:b/>
-                <w:color w:val="FFFFFF"/>
-                <w:sz w:val="18"/>
-                <w:szCs w:val="18"/>
-                <w:lang w:eastAsia="zh-CN"/>
-              </w:rPr>
-            </w:pPr>
-            <w:r>
-              <w:rPr>
-                <w:rFonts w:hint="default" w:ascii="Times New Roman" w:hAnsi="Times New Roman" w:eastAsia="微软雅黑" w:cs="Times New Roman"/>
-                <w:b/>
-                <w:color w:val="FFFFFF"/>
-                <w:sz w:val="18"/>
-                <w:szCs w:val="18"/>
-                <w:lang w:eastAsia="zh-CN"/>
-              </w:rPr>
-              <w:t>C级</w:t>
-            </w:r>
-          </w:p>
-        </w:tc>
-        <w:tc>
-          <w:tcPr>
-            <w:tcW w:w="8435" w:type="dxa"/>
-            <w:tcBorders>
-              <w:top w:val="single" w:color="A4A4A4" w:sz="4" w:space="0"/>
-              <w:left w:val="nil"/>
-              <w:bottom w:val="single" w:color="A4A4A4" w:sz="4" w:space="0"/>
-              <w:right w:val="nil"/>
-            </w:tcBorders>
-            <w:shd w:val="clear" w:color="auto" w:fill="auto"/>
-            <w:vAlign w:val="center"/>
-          </w:tcPr>
-          <w:p>
-            <w:pPr>
-              <w:keepNext/>
-              <w:keepLines w:val="0"/>
-              <w:pageBreakBefore w:val="0"/>
-              <w:widowControl w:val="0"/>
-              <w:kinsoku/>
-              <w:wordWrap/>
-              <w:overflowPunct/>
-              <w:topLinePunct w:val="0"/>
-              <w:autoSpaceDE/>
-              <w:autoSpaceDN/>
-              <w:bidi w:val="0"/>
-              <w:adjustRightInd/>
-              <w:snapToGrid/>
-              <w:spacing w:after="0" w:line="240" w:lineRule="auto"/>
-              <w:jc w:val="center"/>
-              <w:textAlignment w:val="auto"/>
-              <w:rPr>
-                <w:rFonts w:hint="default" w:ascii="Times New Roman" w:hAnsi="Times New Roman" w:eastAsia="微软雅黑" w:cs="Times New Roman"/>
-                <w:sz w:val="18"/>
-                <w:szCs w:val="18"/>
-                <w:lang w:eastAsia="zh-CN"/>
-              </w:rPr>
-            </w:pPr>
-            <w:r>
-              <w:rPr>
-                <w:rFonts w:hint="default" w:ascii="Times New Roman" w:hAnsi="Times New Roman" w:eastAsia="微软雅黑" w:cs="Times New Roman"/>
-                <w:sz w:val="18"/>
-                <w:szCs w:val="18"/>
-                <w:lang w:eastAsia="zh-CN"/>
-              </w:rPr>
-              <w:t>{% if tdd.resistantcStr == [] %}无{% else%}{% for d in tdd.resistantcStr %}{%if loop.last%}{{ d.nameLevel }}{%else%}{{ d.nameLevel }}，{%endif%}{% endfor %}{% endif%}</w:t>
-            </w:r>
-          </w:p>
-        </w:tc>
-      </w:tr>
-      <w:tr>
-        <w:tblPrEx>
-          <w:tblBorders>
-            <w:top w:val="single" w:color="45A3A7" w:sz="18" w:space="0"/>
-            <w:left w:val="none" w:color="auto" w:sz="0" w:space="0"/>
-            <w:bottom w:val="dotted" w:color="45A3A7" w:sz="4" w:space="0"/>
-            <w:right w:val="none" w:color="auto" w:sz="0" w:space="0"/>
-            <w:insideH w:val="dotted" w:color="45A3A7" w:sz="4" w:space="0"/>
-            <w:insideV w:val="dotted" w:color="45A3A7" w:sz="4" w:space="0"/>
-          </w:tblBorders>
-          <w:tblCellMar>
-            <w:top w:w="0" w:type="dxa"/>
-            <w:left w:w="108" w:type="dxa"/>
-            <w:bottom w:w="0" w:type="dxa"/>
-            <w:right w:w="108" w:type="dxa"/>
-          </w:tblCellMar>
-        </w:tblPrEx>
-        <w:trPr>
-          <w:trHeight w:val="474" w:hRule="atLeast"/>
-          <w:jc w:val="center"/>
-        </w:trPr>
-        <w:tc>
-          <w:tcPr>
-            <w:tcW w:w="432" w:type="dxa"/>
-            <w:vMerge w:val="continue"/>
-            <w:tcBorders>
-              <w:top w:val="single" w:color="FFFFFF" w:sz="18" w:space="0"/>
-              <w:left w:val="nil"/>
-              <w:bottom w:val="single" w:color="FFFFFF" w:sz="18" w:space="0"/>
-              <w:right w:val="single" w:color="FFFFFF" w:sz="18" w:space="0"/>
-            </w:tcBorders>
-            <w:shd w:val="clear" w:color="auto" w:fill="006600"/>
-            <w:vAlign w:val="center"/>
-          </w:tcPr>
-          <w:p>
-            <w:pPr>
-              <w:keepNext/>
-              <w:keepLines w:val="0"/>
-              <w:pageBreakBefore w:val="0"/>
-              <w:widowControl w:val="0"/>
-              <w:kinsoku/>
-              <w:wordWrap/>
-              <w:overflowPunct/>
-              <w:topLinePunct w:val="0"/>
-              <w:autoSpaceDE/>
-              <w:autoSpaceDN/>
-              <w:bidi w:val="0"/>
-              <w:adjustRightInd/>
-              <w:snapToGrid/>
-              <w:spacing w:after="0" w:line="240" w:lineRule="auto"/>
-              <w:jc w:val="center"/>
-              <w:textAlignment w:val="auto"/>
-              <w:rPr>
-                <w:rFonts w:hint="default" w:ascii="Times New Roman" w:hAnsi="Times New Roman" w:eastAsia="微软雅黑" w:cs="Times New Roman"/>
-                <w:b/>
-                <w:color w:val="FFFFFF"/>
-                <w:sz w:val="18"/>
-                <w:szCs w:val="18"/>
-                <w:lang w:eastAsia="zh-CN"/>
-              </w:rPr>
-            </w:pPr>
-          </w:p>
-        </w:tc>
-        <w:tc>
-          <w:tcPr>
-            <w:tcW w:w="1003" w:type="dxa"/>
-            <w:tcBorders>
-              <w:top w:val="single" w:color="FFFFFF" w:sz="18" w:space="0"/>
-              <w:left w:val="single" w:color="FFFFFF" w:sz="18" w:space="0"/>
-              <w:bottom w:val="single" w:color="FFFFFF" w:sz="18" w:space="0"/>
-              <w:right w:val="nil"/>
-            </w:tcBorders>
-            <w:shd w:val="clear" w:color="auto" w:fill="006600"/>
-            <w:vAlign w:val="center"/>
-          </w:tcPr>
-          <w:p>
-            <w:pPr>
-              <w:keepNext/>
-              <w:keepLines w:val="0"/>
-              <w:pageBreakBefore w:val="0"/>
-              <w:widowControl w:val="0"/>
-              <w:kinsoku/>
-              <w:wordWrap/>
-              <w:overflowPunct/>
-              <w:topLinePunct w:val="0"/>
-              <w:autoSpaceDE/>
-              <w:autoSpaceDN/>
-              <w:bidi w:val="0"/>
-              <w:adjustRightInd/>
-              <w:snapToGrid/>
-              <w:spacing w:after="0" w:line="240" w:lineRule="auto"/>
-              <w:jc w:val="center"/>
-              <w:textAlignment w:val="auto"/>
-              <w:rPr>
-                <w:rFonts w:hint="default" w:ascii="Times New Roman" w:hAnsi="Times New Roman" w:eastAsia="微软雅黑" w:cs="Times New Roman"/>
-                <w:b/>
-                <w:color w:val="FFFFFF"/>
-                <w:sz w:val="18"/>
-                <w:szCs w:val="18"/>
-                <w:lang w:eastAsia="zh-CN"/>
-              </w:rPr>
-            </w:pPr>
-            <w:r>
-              <w:rPr>
-                <w:rFonts w:hint="default" w:ascii="Times New Roman" w:hAnsi="Times New Roman" w:eastAsia="微软雅黑" w:cs="Times New Roman"/>
-                <w:b/>
-                <w:color w:val="FFFFFF"/>
-                <w:sz w:val="18"/>
-                <w:szCs w:val="18"/>
-                <w:lang w:eastAsia="zh-CN"/>
-              </w:rPr>
-              <w:t>D级</w:t>
-            </w:r>
-          </w:p>
-        </w:tc>
-        <w:tc>
-          <w:tcPr>
-            <w:tcW w:w="8435" w:type="dxa"/>
-            <w:tcBorders>
-              <w:top w:val="single" w:color="A4A4A4" w:sz="4" w:space="0"/>
-              <w:left w:val="nil"/>
-              <w:bottom w:val="single" w:color="A4A4A4" w:sz="4" w:space="0"/>
-              <w:right w:val="nil"/>
-            </w:tcBorders>
-            <w:shd w:val="clear" w:color="auto" w:fill="auto"/>
-            <w:vAlign w:val="center"/>
-          </w:tcPr>
-          <w:p>
-            <w:pPr>
-              <w:keepNext/>
-              <w:keepLines w:val="0"/>
-              <w:pageBreakBefore w:val="0"/>
-              <w:widowControl w:val="0"/>
-              <w:kinsoku/>
-              <w:wordWrap/>
-              <w:overflowPunct/>
-              <w:topLinePunct w:val="0"/>
-              <w:autoSpaceDE/>
-              <w:autoSpaceDN/>
-              <w:bidi w:val="0"/>
-              <w:adjustRightInd/>
-              <w:snapToGrid/>
-              <w:spacing w:after="0" w:line="240" w:lineRule="auto"/>
-              <w:jc w:val="center"/>
-              <w:textAlignment w:val="auto"/>
-              <w:rPr>
-                <w:rFonts w:hint="default" w:ascii="Times New Roman" w:hAnsi="Times New Roman" w:eastAsia="微软雅黑" w:cs="Times New Roman"/>
-                <w:sz w:val="18"/>
-                <w:szCs w:val="18"/>
-                <w:lang w:eastAsia="zh-CN"/>
-              </w:rPr>
-            </w:pPr>
-            <w:r>
-              <w:rPr>
-                <w:rFonts w:hint="default" w:ascii="Times New Roman" w:hAnsi="Times New Roman" w:eastAsia="微软雅黑" w:cs="Times New Roman"/>
-                <w:sz w:val="18"/>
-                <w:szCs w:val="18"/>
-                <w:lang w:eastAsia="zh-CN"/>
-              </w:rPr>
-              <w:t>{% if tdd.resistantdStr == [] %}无{% else%}{% for d in tdd.resistantdStr %}{%if loop.last%}{{ d.nameLevel }}{%else%}{{ d.nameLevel }}，{%endif%}{% endfor %}{% endif%}</w:t>
-            </w:r>
-          </w:p>
-        </w:tc>
-      </w:tr>
-      <w:tr>
-        <w:tblPrEx>
-          <w:tblBorders>
-            <w:top w:val="single" w:color="45A3A7" w:sz="18" w:space="0"/>
-            <w:left w:val="none" w:color="auto" w:sz="0" w:space="0"/>
-            <w:bottom w:val="dotted" w:color="45A3A7" w:sz="4" w:space="0"/>
-            <w:right w:val="none" w:color="auto" w:sz="0" w:space="0"/>
-            <w:insideH w:val="dotted" w:color="45A3A7" w:sz="4" w:space="0"/>
-            <w:insideV w:val="dotted" w:color="45A3A7" w:sz="4" w:space="0"/>
-          </w:tblBorders>
-          <w:tblCellMar>
-            <w:top w:w="0" w:type="dxa"/>
-            <w:left w:w="108" w:type="dxa"/>
-            <w:bottom w:w="0" w:type="dxa"/>
-            <w:right w:w="108" w:type="dxa"/>
-          </w:tblCellMar>
-        </w:tblPrEx>
-        <w:trPr>
           <w:jc w:val="center"/>
         </w:trPr>
         <w:tc>
           <w:tcPr>
             <w:tcW w:w="1435" w:type="dxa"/>
-            <w:gridSpan w:val="2"/>
             <w:tcBorders>
               <w:top w:val="single" w:color="FFFFFF" w:sz="18" w:space="0"/>
               <w:left w:val="nil"/>
@@ -7056,6 +5730,8 @@
                 <w:lang w:eastAsia="zh-CN"/>
               </w:rPr>
             </w:pPr>
+            <w:bookmarkStart w:id="2" w:name="_GoBack"/>
+            <w:bookmarkEnd w:id="2"/>
             <w:r>
               <w:rPr>
                 <w:rFonts w:hint="default" w:ascii="Times New Roman" w:hAnsi="Times New Roman" w:eastAsia="微软雅黑" w:cs="Times New Roman"/>
@@ -12554,32 +11230,7 @@
           <w:szCs w:val="21"/>
           <w:lang w:eastAsia="zh-CN"/>
         </w:rPr>
-        <w:t>{% for b in summaryOfRresults.productModularization.detection_method | nl() %}{%if loop.last%}{{ b }}{%else%}{{ b }}</w:t>
-      </w:r>
-    </w:p>
-    <w:p>
-      <w:pPr>
-        <w:widowControl w:val="0"/>
-        <w:spacing w:after="0" w:line="276" w:lineRule="auto"/>
-        <w:ind w:firstLine="420" w:firstLineChars="200"/>
-        <w:jc w:val="both"/>
-        <w:rPr>
-          <w:rFonts w:ascii="Times New Roman" w:hAnsi="Times New Roman" w:eastAsia="微软雅黑" w:cs="Times New Roman"/>
-          <w:bCs/>
-          <w:sz w:val="21"/>
-          <w:szCs w:val="21"/>
-          <w:lang w:eastAsia="zh-CN"/>
-        </w:rPr>
-      </w:pPr>
-      <w:r>
-        <w:rPr>
-          <w:rFonts w:hint="eastAsia" w:ascii="Times New Roman" w:hAnsi="Times New Roman" w:eastAsia="微软雅黑" w:cs="Times New Roman"/>
-          <w:bCs/>
-          <w:sz w:val="21"/>
-          <w:szCs w:val="21"/>
-          <w:lang w:eastAsia="zh-CN"/>
-        </w:rPr>
-        <w:t>{%endif%}{% endfor%}</w:t>
+        <w:t>本次检测采用目标区域探针捕获技术，基于Illumina测序平台的二代高通量测序技术(NGS)对样本进行检测。本机构已依据相关技术指导准则完成技术平台验证。</w:t>
       </w:r>
     </w:p>
     <w:p>

--- a/WebContent/docx/BRCA12基因检测报告-胚系-齐鲁.docx
+++ b/WebContent/docx/BRCA12基因检测报告-胚系-齐鲁.docx
@@ -1369,12 +1369,6 @@
             <w:insideH w:val="single" w:color="A4A4A4" w:sz="4" w:space="0"/>
             <w:insideV w:val="single" w:color="A4A4A4" w:sz="4" w:space="0"/>
           </w:tblBorders>
-          <w:tblCellMar>
-            <w:top w:w="0" w:type="dxa"/>
-            <w:left w:w="108" w:type="dxa"/>
-            <w:bottom w:w="0" w:type="dxa"/>
-            <w:right w:w="108" w:type="dxa"/>
-          </w:tblCellMar>
         </w:tblPrEx>
         <w:trPr>
           <w:trHeight w:val="510" w:hRule="exact"/>
@@ -1987,20 +1981,20 @@
             </w:pPr>
             <w:r>
               <w:rPr>
-                <w:rFonts w:hint="default" w:ascii="Times New Roman" w:hAnsi="Times New Roman" w:eastAsia="微软雅黑" w:cs="Times New Roman"/>
+                <w:rFonts w:hint="eastAsia" w:ascii="Times New Roman" w:hAnsi="Times New Roman" w:eastAsia="微软雅黑" w:cs="Times New Roman"/>
                 <w:b/>
                 <w:bCs/>
                 <w:color w:val="FFFFFF" w:themeColor="background1"/>
                 <w:sz w:val="21"/>
                 <w:szCs w:val="21"/>
-                <w:lang w:eastAsia="zh-CN"/>
+                <w:lang w:val="en-US" w:eastAsia="zh-CN"/>
                 <w14:textFill>
                   <w14:solidFill>
                     <w14:schemeClr w14:val="bg1"/>
                   </w14:solidFill>
                 </w14:textFill>
               </w:rPr>
-              <w:t>突变</w:t>
+              <w:t>检测</w:t>
             </w:r>
             <w:r>
               <w:rPr>
@@ -3729,6 +3723,24 @@
             </w:pPr>
             <w:r>
               <w:rPr>
+                <w:rFonts w:hint="eastAsia" w:ascii="Times New Roman" w:hAnsi="Times New Roman" w:eastAsia="微软雅黑" w:cs="Times New Roman"/>
+                <w:b/>
+                <w:color w:val="FFFFFF" w:themeColor="background1"/>
+                <w:sz w:val="21"/>
+                <w:szCs w:val="21"/>
+                <w:lang w:val="en-US" w:eastAsia="zh-CN"/>
+                <w14:textFill>
+                  <w14:solidFill>
+                    <w14:schemeClr w14:val="bg1"/>
+                  </w14:solidFill>
+                </w14:textFill>
+              </w:rPr>
+              <w:t>检测</w:t>
+            </w:r>
+            <w:bookmarkStart w:id="2" w:name="_GoBack"/>
+            <w:bookmarkEnd w:id="2"/>
+            <w:r>
+              <w:rPr>
                 <w:rFonts w:hint="default" w:ascii="Times New Roman" w:hAnsi="Times New Roman" w:eastAsia="微软雅黑" w:cs="Times New Roman"/>
                 <w:b/>
                 <w:color w:val="FFFFFF" w:themeColor="background1"/>
@@ -3740,7 +3752,7 @@
                   </w14:solidFill>
                 </w14:textFill>
               </w:rPr>
-              <w:t>突变基因</w:t>
+              <w:t>基因</w:t>
             </w:r>
           </w:p>
         </w:tc>
@@ -5730,8 +5742,6 @@
                 <w:lang w:eastAsia="zh-CN"/>
               </w:rPr>
             </w:pPr>
-            <w:bookmarkStart w:id="2" w:name="_GoBack"/>
-            <w:bookmarkEnd w:id="2"/>
             <w:r>
               <w:rPr>
                 <w:rFonts w:hint="default" w:ascii="Times New Roman" w:hAnsi="Times New Roman" w:eastAsia="微软雅黑" w:cs="Times New Roman"/>

--- a/WebContent/docx/BRCA12基因检测报告-胚系-齐鲁.docx
+++ b/WebContent/docx/BRCA12基因检测报告-胚系-齐鲁.docx
@@ -1369,6 +1369,12 @@
             <w:insideH w:val="single" w:color="A4A4A4" w:sz="4" w:space="0"/>
             <w:insideV w:val="single" w:color="A4A4A4" w:sz="4" w:space="0"/>
           </w:tblBorders>
+          <w:tblCellMar>
+            <w:top w:w="0" w:type="dxa"/>
+            <w:left w:w="108" w:type="dxa"/>
+            <w:bottom w:w="0" w:type="dxa"/>
+            <w:right w:w="108" w:type="dxa"/>
+          </w:tblCellMar>
         </w:tblPrEx>
         <w:trPr>
           <w:trHeight w:val="510" w:hRule="exact"/>
@@ -3737,8 +3743,6 @@
               </w:rPr>
               <w:t>检测</w:t>
             </w:r>
-            <w:bookmarkStart w:id="2" w:name="_GoBack"/>
-            <w:bookmarkEnd w:id="2"/>
             <w:r>
               <w:rPr>
                 <w:rFonts w:hint="default" w:ascii="Times New Roman" w:hAnsi="Times New Roman" w:eastAsia="微软雅黑" w:cs="Times New Roman"/>
@@ -8648,12 +8652,21 @@
             </w:r>
             <w:r>
               <w:rPr>
+                <w:rFonts w:hint="eastAsia" w:ascii="Times New Roman" w:hAnsi="Times New Roman" w:eastAsia="微软雅黑" w:cs="Times New Roman"/>
+                <w:sz w:val="18"/>
+                <w:szCs w:val="18"/>
+                <w:lang w:val="en-US" w:eastAsia="zh-CN" w:bidi="ar"/>
+              </w:rPr>
+              <w:t>5</w:t>
+            </w:r>
+            <w:r>
+              <w:rPr>
                 <w:rFonts w:ascii="Times New Roman" w:hAnsi="Times New Roman" w:eastAsia="微软雅黑" w:cs="Times New Roman"/>
                 <w:sz w:val="18"/>
                 <w:szCs w:val="18"/>
                 <w:lang w:eastAsia="zh-CN" w:bidi="ar"/>
               </w:rPr>
-              <w:t>100</w:t>
+              <w:t>0</w:t>
             </w:r>
           </w:p>
         </w:tc>
@@ -8876,12 +8889,12 @@
             </w:pPr>
             <w:r>
               <w:rPr>
-                <w:rFonts w:ascii="Times New Roman" w:hAnsi="Times New Roman" w:eastAsia="微软雅黑" w:cs="Times New Roman"/>
-                <w:sz w:val="18"/>
-                <w:szCs w:val="18"/>
-                <w:lang w:eastAsia="zh-CN" w:bidi="ar"/>
-              </w:rPr>
-              <w:t>A/B/C</w:t>
+                <w:rFonts w:hint="eastAsia" w:ascii="Times New Roman" w:hAnsi="Times New Roman" w:eastAsia="微软雅黑" w:cs="Times New Roman"/>
+                <w:sz w:val="18"/>
+                <w:szCs w:val="18"/>
+                <w:lang w:val="en-US" w:eastAsia="zh-CN" w:bidi="ar"/>
+              </w:rPr>
+              <w:t>1-2</w:t>
             </w:r>
             <w:r>
               <w:rPr>
@@ -9141,12 +9154,21 @@
             </w:r>
             <w:r>
               <w:rPr>
+                <w:rFonts w:hint="eastAsia" w:ascii="Times New Roman" w:hAnsi="Times New Roman" w:eastAsia="微软雅黑" w:cs="Times New Roman"/>
+                <w:sz w:val="18"/>
+                <w:szCs w:val="18"/>
+                <w:lang w:val="en-US" w:eastAsia="zh-CN" w:bidi="ar"/>
+              </w:rPr>
+              <w:t>32</w:t>
+            </w:r>
+            <w:r>
+              <w:rPr>
                 <w:rFonts w:ascii="Times New Roman" w:hAnsi="Times New Roman" w:eastAsia="微软雅黑" w:cs="Times New Roman"/>
                 <w:sz w:val="18"/>
                 <w:szCs w:val="18"/>
                 <w:lang w:eastAsia="zh-CN" w:bidi="ar"/>
               </w:rPr>
-              <w:t>500</w:t>
+              <w:t>0</w:t>
             </w:r>
           </w:p>
         </w:tc>
@@ -10346,8 +10368,10 @@
           <w:szCs w:val="15"/>
           <w:lang w:eastAsia="zh-CN"/>
         </w:rPr>
-        <w:t>染色评估的肿瘤细胞含量。如送检样本不满足病理评估所需条件，则不进行此项评估。</w:t>
+        <w:t>染色评估的肿瘤细胞含量。如送检样本不满足病理评估所需条件，则不进行此项评估。{% if summaryOfRresults.type == “blood” %}血浆cfDNA样本不做此项评估。{% endif %}</w:t>
       </w:r>
+      <w:bookmarkStart w:id="2" w:name="_GoBack"/>
+      <w:bookmarkEnd w:id="2"/>
     </w:p>
     <w:p>
       <w:pPr>
@@ -10424,271 +10448,7 @@
           <w:szCs w:val="15"/>
           <w:lang w:eastAsia="zh-CN"/>
         </w:rPr>
-        <w:t>降解程度：</w:t>
-      </w:r>
-    </w:p>
-    <w:p>
-      <w:pPr>
-        <w:widowControl w:val="0"/>
-        <w:spacing w:after="0" w:line="240" w:lineRule="auto"/>
-        <w:rPr>
-          <w:rFonts w:ascii="Times New Roman" w:hAnsi="Times New Roman" w:eastAsia="微软雅黑" w:cs="Times New Roman"/>
-          <w:sz w:val="15"/>
-          <w:szCs w:val="15"/>
-          <w:lang w:eastAsia="zh-CN"/>
-        </w:rPr>
-      </w:pPr>
-      <w:r>
-        <w:rPr>
-          <w:rFonts w:ascii="Times New Roman" w:hAnsi="Times New Roman" w:eastAsia="微软雅黑" w:cs="Times New Roman"/>
-          <w:sz w:val="15"/>
-          <w:szCs w:val="15"/>
-          <w:lang w:eastAsia="zh-CN"/>
-        </w:rPr>
-        <w:t>● A</w:t>
-      </w:r>
-      <w:r>
-        <w:rPr>
-          <w:rFonts w:hint="eastAsia" w:ascii="Times New Roman" w:hAnsi="Times New Roman" w:eastAsia="微软雅黑" w:cs="Times New Roman"/>
-          <w:sz w:val="15"/>
-          <w:szCs w:val="15"/>
-          <w:lang w:eastAsia="zh-CN"/>
-        </w:rPr>
-        <w:t>级：有主带，或降解均匀且降解区域主要集中在</w:t>
-      </w:r>
-      <w:r>
-        <w:rPr>
-          <w:rFonts w:ascii="Times New Roman" w:hAnsi="Times New Roman" w:eastAsia="微软雅黑" w:cs="Times New Roman"/>
-          <w:sz w:val="15"/>
-          <w:szCs w:val="15"/>
-          <w:lang w:eastAsia="zh-CN"/>
-        </w:rPr>
-        <w:t>5000bp</w:t>
-      </w:r>
-      <w:r>
-        <w:rPr>
-          <w:rFonts w:hint="eastAsia" w:ascii="Times New Roman" w:hAnsi="Times New Roman" w:eastAsia="微软雅黑" w:cs="Times New Roman"/>
-          <w:sz w:val="15"/>
-          <w:szCs w:val="15"/>
-          <w:lang w:eastAsia="zh-CN"/>
-        </w:rPr>
-        <w:t>以上；</w:t>
-      </w:r>
-    </w:p>
-    <w:p>
-      <w:pPr>
-        <w:widowControl w:val="0"/>
-        <w:spacing w:after="0" w:line="240" w:lineRule="auto"/>
-        <w:rPr>
-          <w:rFonts w:ascii="Times New Roman" w:hAnsi="Times New Roman" w:eastAsia="微软雅黑" w:cs="Times New Roman"/>
-          <w:sz w:val="15"/>
-          <w:szCs w:val="15"/>
-          <w:lang w:eastAsia="zh-CN"/>
-        </w:rPr>
-      </w:pPr>
-      <w:r>
-        <w:rPr>
-          <w:rFonts w:ascii="Times New Roman" w:hAnsi="Times New Roman" w:eastAsia="微软雅黑" w:cs="Times New Roman"/>
-          <w:sz w:val="15"/>
-          <w:szCs w:val="15"/>
-          <w:lang w:eastAsia="zh-CN"/>
-        </w:rPr>
-        <w:t>● B</w:t>
-      </w:r>
-      <w:r>
-        <w:rPr>
-          <w:rFonts w:hint="eastAsia" w:ascii="Times New Roman" w:hAnsi="Times New Roman" w:eastAsia="微软雅黑" w:cs="Times New Roman"/>
-          <w:sz w:val="15"/>
-          <w:szCs w:val="15"/>
-          <w:lang w:eastAsia="zh-CN"/>
-        </w:rPr>
-        <w:t>级：无主带，降解均匀且降解区域主要集中在</w:t>
-      </w:r>
-      <w:r>
-        <w:rPr>
-          <w:rFonts w:ascii="Times New Roman" w:hAnsi="Times New Roman" w:eastAsia="微软雅黑" w:cs="Times New Roman"/>
-          <w:sz w:val="15"/>
-          <w:szCs w:val="15"/>
-          <w:lang w:eastAsia="zh-CN"/>
-        </w:rPr>
-        <w:t>1500-5000bp</w:t>
-      </w:r>
-      <w:r>
-        <w:rPr>
-          <w:rFonts w:hint="eastAsia" w:ascii="Times New Roman" w:hAnsi="Times New Roman" w:eastAsia="微软雅黑" w:cs="Times New Roman"/>
-          <w:sz w:val="15"/>
-          <w:szCs w:val="15"/>
-          <w:lang w:eastAsia="zh-CN"/>
-        </w:rPr>
-        <w:t>之间；</w:t>
-      </w:r>
-    </w:p>
-    <w:p>
-      <w:pPr>
-        <w:widowControl w:val="0"/>
-        <w:spacing w:after="0" w:line="240" w:lineRule="auto"/>
-        <w:rPr>
-          <w:rFonts w:ascii="Times New Roman" w:hAnsi="Times New Roman" w:eastAsia="微软雅黑" w:cs="Times New Roman"/>
-          <w:sz w:val="15"/>
-          <w:szCs w:val="15"/>
-          <w:lang w:eastAsia="zh-CN"/>
-        </w:rPr>
-      </w:pPr>
-      <w:r>
-        <w:rPr>
-          <w:rFonts w:ascii="Times New Roman" w:hAnsi="Times New Roman" w:eastAsia="微软雅黑" w:cs="Times New Roman"/>
-          <w:sz w:val="15"/>
-          <w:szCs w:val="15"/>
-          <w:lang w:eastAsia="zh-CN"/>
-        </w:rPr>
-        <w:t>● C</w:t>
-      </w:r>
-      <w:r>
-        <w:rPr>
-          <w:rFonts w:hint="eastAsia" w:ascii="Times New Roman" w:hAnsi="Times New Roman" w:eastAsia="微软雅黑" w:cs="Times New Roman"/>
-          <w:sz w:val="15"/>
-          <w:szCs w:val="15"/>
-          <w:lang w:eastAsia="zh-CN"/>
-        </w:rPr>
-        <w:t>级：无主带，降解均匀且降解区域主要集中在</w:t>
-      </w:r>
-      <w:r>
-        <w:rPr>
-          <w:rFonts w:ascii="Times New Roman" w:hAnsi="Times New Roman" w:eastAsia="微软雅黑" w:cs="Times New Roman"/>
-          <w:sz w:val="15"/>
-          <w:szCs w:val="15"/>
-          <w:lang w:eastAsia="zh-CN"/>
-        </w:rPr>
-        <w:t>500-1500bp</w:t>
-      </w:r>
-      <w:r>
-        <w:rPr>
-          <w:rFonts w:hint="eastAsia" w:ascii="Times New Roman" w:hAnsi="Times New Roman" w:eastAsia="微软雅黑" w:cs="Times New Roman"/>
-          <w:sz w:val="15"/>
-          <w:szCs w:val="15"/>
-          <w:lang w:eastAsia="zh-CN"/>
-        </w:rPr>
-        <w:t>之间；</w:t>
-      </w:r>
-    </w:p>
-    <w:p>
-      <w:pPr>
-        <w:widowControl w:val="0"/>
-        <w:spacing w:after="0" w:line="240" w:lineRule="auto"/>
-        <w:rPr>
-          <w:rFonts w:ascii="Times New Roman" w:hAnsi="Times New Roman" w:eastAsia="微软雅黑" w:cs="Times New Roman"/>
-          <w:sz w:val="15"/>
-          <w:szCs w:val="15"/>
-          <w:lang w:eastAsia="zh-CN"/>
-        </w:rPr>
-      </w:pPr>
-      <w:r>
-        <w:rPr>
-          <w:rFonts w:ascii="Times New Roman" w:hAnsi="Times New Roman" w:eastAsia="微软雅黑" w:cs="Times New Roman"/>
-          <w:sz w:val="15"/>
-          <w:szCs w:val="15"/>
-          <w:lang w:eastAsia="zh-CN"/>
-        </w:rPr>
-        <w:t>● D</w:t>
-      </w:r>
-      <w:r>
-        <w:rPr>
-          <w:rFonts w:hint="eastAsia" w:ascii="Times New Roman" w:hAnsi="Times New Roman" w:eastAsia="微软雅黑" w:cs="Times New Roman"/>
-          <w:sz w:val="15"/>
-          <w:szCs w:val="15"/>
-          <w:lang w:eastAsia="zh-CN"/>
-        </w:rPr>
-        <w:t>级（不合格）：无主带，降解均匀且降解区域主要集中在</w:t>
-      </w:r>
-      <w:r>
-        <w:rPr>
-          <w:rFonts w:ascii="Times New Roman" w:hAnsi="Times New Roman" w:eastAsia="微软雅黑" w:cs="Times New Roman"/>
-          <w:sz w:val="15"/>
-          <w:szCs w:val="15"/>
-          <w:lang w:eastAsia="zh-CN"/>
-        </w:rPr>
-        <w:t>500-1500bp</w:t>
-      </w:r>
-      <w:r>
-        <w:rPr>
-          <w:rFonts w:hint="eastAsia" w:ascii="Times New Roman" w:hAnsi="Times New Roman" w:eastAsia="微软雅黑" w:cs="Times New Roman"/>
-          <w:sz w:val="15"/>
-          <w:szCs w:val="15"/>
-          <w:lang w:eastAsia="zh-CN"/>
-        </w:rPr>
-        <w:t>之间，但总量介于</w:t>
-      </w:r>
-      <w:r>
-        <w:rPr>
-          <w:rFonts w:ascii="Times New Roman" w:hAnsi="Times New Roman" w:eastAsia="微软雅黑" w:cs="Times New Roman"/>
-          <w:sz w:val="15"/>
-          <w:szCs w:val="15"/>
-          <w:lang w:eastAsia="zh-CN"/>
-        </w:rPr>
-        <w:t>100ng</w:t>
-      </w:r>
-      <w:r>
-        <w:rPr>
-          <w:rFonts w:hint="eastAsia" w:ascii="Times New Roman" w:hAnsi="Times New Roman" w:eastAsia="微软雅黑" w:cs="Times New Roman"/>
-          <w:sz w:val="15"/>
-          <w:szCs w:val="15"/>
-          <w:lang w:eastAsia="zh-CN"/>
-        </w:rPr>
-        <w:t>到</w:t>
-      </w:r>
-      <w:r>
-        <w:rPr>
-          <w:rFonts w:ascii="Times New Roman" w:hAnsi="Times New Roman" w:eastAsia="微软雅黑" w:cs="Times New Roman"/>
-          <w:sz w:val="15"/>
-          <w:szCs w:val="15"/>
-          <w:lang w:eastAsia="zh-CN"/>
-        </w:rPr>
-        <w:t>300ng</w:t>
-      </w:r>
-      <w:r>
-        <w:rPr>
-          <w:rFonts w:hint="eastAsia" w:ascii="Times New Roman" w:hAnsi="Times New Roman" w:eastAsia="微软雅黑" w:cs="Times New Roman"/>
-          <w:sz w:val="15"/>
-          <w:szCs w:val="15"/>
-          <w:lang w:eastAsia="zh-CN"/>
-        </w:rPr>
-        <w:t>之间；或降解区域弥散在</w:t>
-      </w:r>
-      <w:r>
-        <w:rPr>
-          <w:rFonts w:ascii="Times New Roman" w:hAnsi="Times New Roman" w:eastAsia="微软雅黑" w:cs="Times New Roman"/>
-          <w:sz w:val="15"/>
-          <w:szCs w:val="15"/>
-          <w:lang w:eastAsia="zh-CN"/>
-        </w:rPr>
-        <w:t>150-1000bp</w:t>
-      </w:r>
-      <w:r>
-        <w:rPr>
-          <w:rFonts w:hint="eastAsia" w:ascii="Times New Roman" w:hAnsi="Times New Roman" w:eastAsia="微软雅黑" w:cs="Times New Roman"/>
-          <w:sz w:val="15"/>
-          <w:szCs w:val="15"/>
-          <w:lang w:eastAsia="zh-CN"/>
-        </w:rPr>
-        <w:t>，或集中在</w:t>
-      </w:r>
-      <w:r>
-        <w:rPr>
-          <w:rFonts w:ascii="Times New Roman" w:hAnsi="Times New Roman" w:eastAsia="微软雅黑" w:cs="Times New Roman"/>
-          <w:sz w:val="15"/>
-          <w:szCs w:val="15"/>
-          <w:lang w:eastAsia="zh-CN"/>
-        </w:rPr>
-        <w:t>500bp</w:t>
-      </w:r>
-      <w:r>
-        <w:rPr>
-          <w:rFonts w:hint="eastAsia" w:ascii="Times New Roman" w:hAnsi="Times New Roman" w:eastAsia="微软雅黑" w:cs="Times New Roman"/>
-          <w:sz w:val="15"/>
-          <w:szCs w:val="15"/>
-          <w:lang w:eastAsia="zh-CN"/>
-        </w:rPr>
-        <w:t>以下。</w:t>
+        <w:t>降解程度：1-2级别样本质量较好，3级不能满足检测要求{% if summaryOfRresults.type == “blood” %}；cfDNA样本不适用于此项评估{% endif %}。</w:t>
       </w:r>
     </w:p>
     <w:p>
